--- a/eAppendix 4.docx
+++ b/eAppendix 4.docx
@@ -6,22 +6,26 @@
       <w:pPr>
         <w:pStyle w:val="1"/>
         <w:rPr>
-          <w:rFonts w:eastAsiaTheme="minorEastAsia" w:cs="Times New Roman" w:hint="eastAsia"/>
+          <w:rFonts w:eastAsiaTheme="minorEastAsia" w:cs="Times New Roman"/>
         </w:rPr>
       </w:pPr>
-      <w:proofErr w:type="spellStart"/>
       <w:r>
         <w:rPr>
           <w:rFonts w:eastAsiaTheme="minorEastAsia" w:cs="Times New Roman"/>
         </w:rPr>
         <w:t>eAppendix</w:t>
       </w:r>
-      <w:proofErr w:type="spellEnd"/>
       <w:r>
         <w:rPr>
           <w:rFonts w:eastAsiaTheme="minorEastAsia" w:cs="Times New Roman"/>
         </w:rPr>
         <w:t xml:space="preserve"> 4</w:t>
+      </w:r>
+      <w:r>
+        <w:rPr>
+          <w:rFonts w:eastAsiaTheme="minorEastAsia" w:cs="Times New Roman" w:hint="eastAsia"/>
+        </w:rPr>
+        <w:t>.</w:t>
       </w:r>
       <w:r>
         <w:rPr>
@@ -2196,19 +2200,8 @@
         <w:rPr>
           <w:rFonts w:cs="Times New Roman"/>
         </w:rPr>
-        <w:t>Weighted Recall</w:t>
-      </w:r>
-      <w:r>
-        <w:rPr>
-          <w:rFonts w:cs="Times New Roman"/>
-        </w:rPr>
-        <w:t xml:space="preserve"> </w:t>
-      </w:r>
-      <w:r>
-        <w:rPr>
-          <w:rFonts w:cs="Times New Roman"/>
-        </w:rPr>
-        <w:t>of assessments by DeepSeek-V3.2</w:t>
+        <w:lastRenderedPageBreak/>
+        <w:t>Weighted Recall of assessments by DeepSeek-V3.2</w:t>
       </w:r>
     </w:p>
     <w:tbl>
@@ -6456,6 +6449,7 @@
         <w:rPr>
           <w:rFonts w:cs="Times New Roman"/>
         </w:rPr>
+        <w:lastRenderedPageBreak/>
         <w:t xml:space="preserve">Weighted </w:t>
       </w:r>
       <w:r>
@@ -12852,6 +12846,7 @@
         <w:rPr>
           <w:rFonts w:cs="Times New Roman"/>
         </w:rPr>
+        <w:lastRenderedPageBreak/>
         <w:t xml:space="preserve">Weighted Recall of assessments by </w:t>
       </w:r>
       <w:r>
@@ -17110,6 +17105,7 @@
         <w:rPr>
           <w:rFonts w:cs="Times New Roman"/>
         </w:rPr>
+        <w:lastRenderedPageBreak/>
         <w:t xml:space="preserve">Weighted </w:t>
       </w:r>
       <w:r>
@@ -22057,6 +22053,7 @@
   <w:style w:type="character" w:default="1" w:styleId="a0">
     <w:name w:val="Default Paragraph Font"/>
     <w:uiPriority w:val="1"/>
+    <w:semiHidden/>
     <w:unhideWhenUsed/>
   </w:style>
   <w:style w:type="table" w:default="1" w:styleId="a1">
